--- a/docs/APRS_Command_Fact_Sheet.docx
+++ b/docs/APRS_Command_Fact_Sheet.docx
@@ -122,7 +122,7 @@
           <w:color w:val="64748B"/>
           <w:sz w:val="20"/>
         </w:rPr>
-        <w:t>A modern, cross-platform APRS client built for everyday operating and serious emergency communications — the successor UI-View32 users have been waiting for.</w:t>
+        <w:t>A modern, cross-platform APRS client for everyday operating and serious emergency communications — the open-source successor to UI-View32, the classic APRS client that went dark in 2004.</w:t>
       </w:r>
     </w:p>
     <w:tbl>
